--- a/downloads/Manualer_word/Manual-Tastaturlayout-Windows.docx
+++ b/downloads/Manualer_word/Manual-Tastaturlayout-Windows.docx
@@ -742,17 +742,36 @@
     </w:p>
     <w:p>
       <w:pPr>
-        <w:pStyle w:val="Heading2"/>
-        <w:rPr>
-          <w:rFonts w:ascii="Calibri" w:eastAsia="Calibri" w:hAnsi="Calibri" w:cs="Calibri"/>
+        <w:rPr>
+          <w:rFonts w:eastAsia="Calibri"/>
+          <w:b/>
+          <w:bCs/>
+          <w:color w:val="4F81BD" w:themeColor="accent1"/>
+          <w:sz w:val="26"/>
+          <w:szCs w:val="26"/>
         </w:rPr>
       </w:pPr>
       <w:bookmarkStart w:id="3" w:name="_heading=h.2et92p0" w:colFirst="0" w:colLast="0"/>
       <w:bookmarkEnd w:id="3"/>
       <w:r>
         <w:rPr>
+          <w:rFonts w:eastAsia="Calibri"/>
+        </w:rPr>
+        <w:br w:type="page"/>
+      </w:r>
+    </w:p>
+    <w:p>
+      <w:pPr>
+        <w:pStyle w:val="Heading2"/>
+        <w:rPr>
           <w:rFonts w:ascii="Calibri" w:eastAsia="Calibri" w:hAnsi="Calibri" w:cs="Calibri"/>
         </w:rPr>
+      </w:pPr>
+      <w:r>
+        <w:rPr>
+          <w:rFonts w:ascii="Calibri" w:eastAsia="Calibri" w:hAnsi="Calibri" w:cs="Calibri"/>
+        </w:rPr>
+        <w:lastRenderedPageBreak/>
         <w:t>Oversigt over genveje</w:t>
       </w:r>
     </w:p>
@@ -889,6 +908,7 @@
         <w:rPr>
           <w:rFonts w:ascii="Calibri" w:eastAsia="Calibri" w:hAnsi="Calibri" w:cs="Calibri"/>
         </w:rPr>
+        <w:lastRenderedPageBreak/>
         <w:t>Alle taster</w:t>
       </w:r>
     </w:p>
@@ -6036,6 +6056,7 @@
         <w:rPr>
           <w:rFonts w:ascii="Calibri" w:eastAsia="Calibri" w:hAnsi="Calibri" w:cs="Calibri"/>
         </w:rPr>
+        <w:lastRenderedPageBreak/>
         <w:t>Lav dit eget layout</w:t>
       </w:r>
     </w:p>
@@ -6179,7 +6200,23 @@
           <w:rFonts w:eastAsia="Calibri"/>
           <w:color w:val="000000"/>
         </w:rPr>
-        <w:t>Vælg Project → Build DLL and Setup Package. Det laver en setup-fil.</w:t>
+        <w:t xml:space="preserve">Vælg Project → Build </w:t>
+      </w:r>
+      <w:proofErr w:type="gramStart"/>
+      <w:r>
+        <w:rPr>
+          <w:rFonts w:eastAsia="Calibri"/>
+          <w:color w:val="000000"/>
+        </w:rPr>
+        <w:t>DLL and</w:t>
+      </w:r>
+      <w:proofErr w:type="gramEnd"/>
+      <w:r>
+        <w:rPr>
+          <w:rFonts w:eastAsia="Calibri"/>
+          <w:color w:val="000000"/>
+        </w:rPr>
+        <w:t xml:space="preserve"> Setup Package. Det laver en setup-fil.</w:t>
       </w:r>
     </w:p>
     <w:p>
@@ -6300,9 +6337,9 @@
           <w:noProof/>
         </w:rPr>
         <w:drawing>
-          <wp:inline distT="0" distB="0" distL="0" distR="0" wp14:anchorId="6F7950D7" wp14:editId="1C1F3E32">
-            <wp:extent cx="2017015" cy="1201457"/>
-            <wp:effectExtent l="0" t="0" r="0" b="0"/>
+          <wp:inline distT="0" distB="0" distL="0" distR="0" wp14:anchorId="6F7950D7" wp14:editId="3A126A28">
+            <wp:extent cx="2743200" cy="1594883"/>
+            <wp:effectExtent l="0" t="0" r="0" b="5715"/>
             <wp:docPr id="25" name="image2.png"/>
             <wp:cNvGraphicFramePr/>
             <a:graphic xmlns:a="http://schemas.openxmlformats.org/drawingml/2006/main">
@@ -6322,7 +6359,7 @@
                   <pic:spPr>
                     <a:xfrm>
                       <a:off x="0" y="0"/>
-                      <a:ext cx="2017015" cy="1201457"/>
+                      <a:ext cx="2767303" cy="1608896"/>
                     </a:xfrm>
                     <a:prstGeom prst="rect">
                       <a:avLst/>
@@ -6342,9 +6379,9 @@
           <w:noProof/>
         </w:rPr>
         <w:drawing>
-          <wp:inline distT="0" distB="0" distL="0" distR="0" wp14:anchorId="75A1C1D4" wp14:editId="5995CEA9">
-            <wp:extent cx="1819280" cy="1008549"/>
-            <wp:effectExtent l="0" t="0" r="0" b="0"/>
+          <wp:inline distT="0" distB="0" distL="0" distR="0" wp14:anchorId="75A1C1D4" wp14:editId="2E5080A4">
+            <wp:extent cx="2558902" cy="1481470"/>
+            <wp:effectExtent l="0" t="0" r="0" b="4445"/>
             <wp:docPr id="28" name="image10.png"/>
             <wp:cNvGraphicFramePr/>
             <a:graphic xmlns:a="http://schemas.openxmlformats.org/drawingml/2006/main">
@@ -6364,7 +6401,7 @@
                   <pic:spPr>
                     <a:xfrm>
                       <a:off x="0" y="0"/>
-                      <a:ext cx="1819280" cy="1008549"/>
+                      <a:ext cx="2569532" cy="1487624"/>
                     </a:xfrm>
                     <a:prstGeom prst="rect">
                       <a:avLst/>
@@ -6385,9 +6422,9 @@
           <w:noProof/>
         </w:rPr>
         <w:drawing>
-          <wp:inline distT="0" distB="0" distL="0" distR="0" wp14:anchorId="632611EB" wp14:editId="468A4D1F">
-            <wp:extent cx="1289042" cy="684553"/>
-            <wp:effectExtent l="0" t="0" r="0" b="0"/>
+          <wp:inline distT="0" distB="0" distL="0" distR="0" wp14:anchorId="632611EB" wp14:editId="0ABABFC7">
+            <wp:extent cx="2324986" cy="1190846"/>
+            <wp:effectExtent l="0" t="0" r="0" b="9525"/>
             <wp:docPr id="27" name="image6.png"/>
             <wp:cNvGraphicFramePr/>
             <a:graphic xmlns:a="http://schemas.openxmlformats.org/drawingml/2006/main">
@@ -6407,7 +6444,7 @@
                   <pic:spPr>
                     <a:xfrm>
                       <a:off x="0" y="0"/>
-                      <a:ext cx="1289042" cy="684553"/>
+                      <a:ext cx="2339136" cy="1198093"/>
                     </a:xfrm>
                     <a:prstGeom prst="rect">
                       <a:avLst/>
